--- a/01-精益工具知识库/05-世界级制造方法论/06-方法论对比矩阵.docx
+++ b/01-精益工具知识库/05-世界级制造方法论/06-方法论对比矩阵.docx
@@ -2280,14 +2280,15 @@
             <w:shd w:val="clear" w:color="auto" w:fill="e8eef5"/>
           </w:tcPr>
           <w:p>
-            <w:r/>
+            <w:r>
+              <w:t>汽车、食品、产品</w:t>
+            </w:r>
             <w:r>
               <w:rPr>
                 <w:rFonts w:ascii="SimSun" w:hAnsi="SimSun" w:eastAsia="SimSun"/>
                 <w:b w:val="0"/>
                 <w:sz w:val="20"/>
               </w:rPr>
-              <w:t>汽车、食品、紧固件</w:t>
             </w:r>
           </w:p>
         </w:tc>
@@ -3960,7 +3961,7 @@
           <w:b/>
           <w:sz w:val="32"/>
         </w:rPr>
-        <w:t>4. 紧固件行业推荐路径</w:t>
+        <w:t>4. 制造业推荐路径</w:t>
       </w:r>
     </w:p>
     <w:p>
@@ -3970,7 +3971,7 @@
           <w:b w:val="0"/>
           <w:sz w:val="22"/>
         </w:rPr>
-        <w:t>基于紧固件行业特点（多品种、大批量、连续制造、设备密集、质量要求高），推荐以下实施路径：</w:t>
+        <w:t>基于制造业特点（多品种、大批量、连续制造、设备密集、质量要求高），推荐以下实施路径：</w:t>
       </w:r>
     </w:p>
     <w:p>
@@ -3996,7 +3997,7 @@
           <w:b w:val="0"/>
           <w:sz w:val="22"/>
         </w:rPr>
-        <w:t>5S 现场管理：冷镦车间、搓丝车间、热处理车间、成品仓库</w:t>
+        <w:t>5S 现场管理：机加工车间、精加工车间、热处理车间、成品仓库</w:t>
       </w:r>
     </w:p>
     <w:p>
@@ -4061,7 +4062,7 @@
           <w:b w:val="0"/>
           <w:sz w:val="22"/>
         </w:rPr>
-        <w:t>自主维护：冷镦机、搓丝机、热处理炉的日常点检</w:t>
+        <w:t>自主维护：机加工设备、精加工设备、热处理炉的日常点检</w:t>
       </w:r>
     </w:p>
     <w:p>
@@ -4152,7 +4153,7 @@
           <w:b w:val="0"/>
           <w:sz w:val="22"/>
         </w:rPr>
-        <w:t>SMED：冷镦机快速换型，缩短换型时间 50%</w:t>
+        <w:t>SMED：机加工设备快速换型，缩短换型时间 50%</w:t>
       </w:r>
     </w:p>
     <w:p>
@@ -4191,7 +4192,7 @@
           <w:b w:val="0"/>
           <w:sz w:val="22"/>
         </w:rPr>
-        <w:t>SPC：关键尺寸（螺纹中径、头部高度等）实施统计过程控制</w:t>
+        <w:t>SPC：关键尺寸（关键尺寸、外形高度等）实施统计过程控制</w:t>
       </w:r>
     </w:p>
     <w:p>
@@ -4230,7 +4231,7 @@
           <w:b w:val="0"/>
           <w:sz w:val="22"/>
         </w:rPr>
-        <w:t>FMEA：冷镦、热处理等关键工序进行失效模式分析</w:t>
+        <w:t>FMEA：机加工、热处理等关键工序进行失效模式分析</w:t>
       </w:r>
     </w:p>
     <w:p>
